--- a/database-schema.docx
+++ b/database-schema.docx
@@ -52,7 +52,7 @@
           <w:rFonts w:ascii="Consolas" w:hAnsi="Consolas" w:cs="Consolas"/>
           <w:sz w:val="18"/>
         </w:rPr>
-        <w:t>1. user-service  (ÐÐ: user_db)</w:t>
+        <w:t>1. user-service  (БД: user_db)</w:t>
       </w:r>
     </w:p>
     <w:p>
@@ -100,7 +100,7 @@
           <w:rFonts w:ascii="Consolas" w:hAnsi="Consolas" w:cs="Consolas"/>
           <w:sz w:val="18"/>
         </w:rPr>
-        <w:t>Ð¢Ð°Ð±Ð»Ð¸ÑÐ°: roles</w:t>
+        <w:t>Таблица: roles</w:t>
       </w:r>
     </w:p>
     <w:p>
@@ -124,7 +124,7 @@
           <w:rFonts w:ascii="Consolas" w:hAnsi="Consolas" w:cs="Consolas"/>
           <w:sz w:val="18"/>
         </w:rPr>
-        <w:t xml:space="preserve">  code  VARCHAR(20)   UNIQUE, NOT NULL â CUSTOMER / COOK / COURIER</w:t>
+        <w:t xml:space="preserve">  code  VARCHAR(20)   UNIQUE, NOT NULL — CUSTOMER / COOK / COURIER</w:t>
       </w:r>
     </w:p>
     <w:p>
@@ -172,7 +172,7 @@
           <w:rFonts w:ascii="Consolas" w:hAnsi="Consolas" w:cs="Consolas"/>
           <w:sz w:val="18"/>
         </w:rPr>
-        <w:t>Ð¢Ð°Ð±Ð»Ð¸ÑÐ°: users</w:t>
+        <w:t>Таблица: users</w:t>
       </w:r>
     </w:p>
     <w:p>
@@ -196,7 +196,7 @@
           <w:rFonts w:ascii="Consolas" w:hAnsi="Consolas" w:cs="Consolas"/>
           <w:sz w:val="18"/>
         </w:rPr>
-        <w:t xml:space="preserve">  role_id        BIGINT        FK â roles.id, NOT NULL</w:t>
+        <w:t xml:space="preserve">  role_id        BIGINT        FK → roles.id, NOT NULL</w:t>
       </w:r>
     </w:p>
     <w:p>
@@ -292,7 +292,7 @@
           <w:rFonts w:ascii="Consolas" w:hAnsi="Consolas" w:cs="Consolas"/>
           <w:sz w:val="18"/>
         </w:rPr>
-        <w:t>Ð¢Ð°Ð±Ð»Ð¸ÑÐ°: user_profiles</w:t>
+        <w:t>Таблица: user_profiles</w:t>
       </w:r>
     </w:p>
     <w:p>
@@ -316,7 +316,7 @@
           <w:rFonts w:ascii="Consolas" w:hAnsi="Consolas" w:cs="Consolas"/>
           <w:sz w:val="18"/>
         </w:rPr>
-        <w:t xml:space="preserve">  user_id      BIGINT        FK â users.id, NOT NULL, UNIQUE</w:t>
+        <w:t xml:space="preserve">  user_id      BIGINT        FK → users.id, NOT NULL, UNIQUE</w:t>
       </w:r>
     </w:p>
     <w:p>
@@ -400,7 +400,7 @@
           <w:rFonts w:ascii="Consolas" w:hAnsi="Consolas" w:cs="Consolas"/>
           <w:sz w:val="18"/>
         </w:rPr>
-        <w:t>Ð¢Ð°Ð±Ð»Ð¸ÑÐ°: user_addresses</w:t>
+        <w:t>Таблица: user_addresses</w:t>
       </w:r>
     </w:p>
     <w:p>
@@ -412,8 +412,7 @@
           <w:rFonts w:ascii="Consolas" w:hAnsi="Consolas" w:cs="Consolas"/>
           <w:sz w:val="18"/>
         </w:rPr>
-        <w:t>ÐÐ´ÑÐµÑ ÑÐ¾Ñ-ÑÐ°Ð½ÑÐµÑÑÑ Ð² ÑÐ¾ÑÐ¼Ð°ÑÐµ Ð³ÐµÐ¾-Ð¿ÑÐ¾Ð²Ð°Ð¹Ð´ÐµÑÐ° (Ð¸Ð½ÑÐµÐ³ÑÐ°ÑÐ¸Ñ: ÑÐµÑÐ²Ð¸Ñ Ð¾ÑÐ´Ð°ÑÑ Ð³Ð¾ÑÐ¾Ð²ÑÐ¹</w:t>
+        <w:t>Адрес сохраняется в формате гео-провайдера (интеграция: сервис отдаёт готовый</w:t>
       </w:r>
     </w:p>
     <w:p>
@@ -425,7 +424,7 @@
           <w:rFonts w:ascii="Consolas" w:hAnsi="Consolas" w:cs="Consolas"/>
           <w:sz w:val="18"/>
         </w:rPr>
-        <w:t>Ð°Ð´ÑÐµÑ, ÐºÐ¾Ð¾ÑÐ´Ð¸Ð½Ð°ÑÑ Ð¸ Ð¸Ð´ÐµÐ½ÑÐ¸ÑÐ¸ÐºÐ°ÑÐ¾Ñ Ð¼ÐµÑÑÐ°).</w:t>
+        <w:t>адрес, координаты и идентификатор места).</w:t>
       </w:r>
     </w:p>
     <w:p>
@@ -449,7 +448,7 @@
           <w:rFonts w:ascii="Consolas" w:hAnsi="Consolas" w:cs="Consolas"/>
           <w:sz w:val="18"/>
         </w:rPr>
-        <w:t xml:space="preserve">  user_id            BIGINT        FK â users.id, NOT NULL</w:t>
+        <w:t xml:space="preserve">  user_id            BIGINT        FK → users.id, NOT NULL</w:t>
       </w:r>
     </w:p>
     <w:p>
@@ -473,7 +472,7 @@
           <w:rFonts w:ascii="Consolas" w:hAnsi="Consolas" w:cs="Consolas"/>
           <w:sz w:val="18"/>
         </w:rPr>
-        <w:t xml:space="preserve">  latitude           DOUBLE        NOT NULL â ÑÐ¸ÑÐ¾ÑÐ° (Ð¾Ñ Ð³ÐµÐ¾-Ð¿ÑÐ¾Ð²Ð°Ð¹Ð´ÐµÑÐ°)</w:t>
+        <w:t xml:space="preserve">  latitude           DOUBLE        NOT NULL — широта (от гео-провайдера)</w:t>
       </w:r>
     </w:p>
     <w:p>
@@ -485,7 +484,7 @@
           <w:rFonts w:ascii="Consolas" w:hAnsi="Consolas" w:cs="Consolas"/>
           <w:sz w:val="18"/>
         </w:rPr>
-        <w:t xml:space="preserve">  longitude          DOUBLE        NOT NULL â Ð´Ð¾Ð»Ð³Ð¾ÑÐ° (Ð¾Ñ Ð³ÐµÐ¾-Ð¿ÑÐ¾Ð²Ð°Ð¹Ð´ÐµÑÐ°)</w:t>
+        <w:t xml:space="preserve">  longitude          DOUBLE        NOT NULL — долгота (от гео-провайдера)</w:t>
       </w:r>
     </w:p>
     <w:p>
@@ -497,7 +496,7 @@
           <w:rFonts w:ascii="Consolas" w:hAnsi="Consolas" w:cs="Consolas"/>
           <w:sz w:val="18"/>
         </w:rPr>
-        <w:t xml:space="preserve">  provider_place_id  VARCHAR(255)  NOT NULL â Ð¸Ð´ÐµÐ½ÑÐ¸ÑÐ¸ÐºÐ°ÑÐ¾Ñ Ð¼ÐµÑÑÐ° Ñ Ð³ÐµÐ¾-Ð¿ÑÐ¾Ð²Ð°Ð¹Ð´ÐµÑÐ°</w:t>
+        <w:t xml:space="preserve">  provider_place_id  VARCHAR(255)  NOT NULL — идентификатор места у гео-провайдера</w:t>
       </w:r>
     </w:p>
     <w:p>
@@ -509,7 +508,7 @@
           <w:rFonts w:ascii="Consolas" w:hAnsi="Consolas" w:cs="Consolas"/>
           <w:sz w:val="18"/>
         </w:rPr>
-        <w:t xml:space="preserve">  formatted_address  VARCHAR(500)  NOT NULL â Ð³Ð¾ÑÐ¾Ð²Ð°Ñ ÑÑÑÐ¾ÐºÐ° Ð°Ð´ÑÐµÑÐ° Ð¾Ñ Ð³ÐµÐ¾-Ð¿ÑÐ¾Ð²Ð°Ð¹Ð´ÐµÑÐ°</w:t>
+        <w:t xml:space="preserve">  formatted_address  VARCHAR(500)  NOT NULL — готовая строка адреса от гео-провайдера</w:t>
       </w:r>
     </w:p>
     <w:p>
@@ -521,7 +520,7 @@
           <w:rFonts w:ascii="Consolas" w:hAnsi="Consolas" w:cs="Consolas"/>
           <w:sz w:val="18"/>
         </w:rPr>
-        <w:t xml:space="preserve">  flat               VARCHAR(20)   NULL â ÐºÐ²Ð°ÑÑÐ¸ÑÐ°</w:t>
+        <w:t xml:space="preserve">  flat               VARCHAR(20)   NULL — квартира</w:t>
       </w:r>
     </w:p>
     <w:p>
@@ -533,7 +532,7 @@
           <w:rFonts w:ascii="Consolas" w:hAnsi="Consolas" w:cs="Consolas"/>
           <w:sz w:val="18"/>
         </w:rPr>
-        <w:t xml:space="preserve">  comment            VARCHAR(255)  NULL â ÐºÐ¾Ð¼Ð¼ÐµÐ½ÑÐ°ÑÐ¸Ð¹ ÐºÑÑÑÐµÑÑ</w:t>
+        <w:t xml:space="preserve">  comment            VARCHAR(255)  NULL — комментарий курьеру</w:t>
       </w:r>
     </w:p>
     <w:p>
@@ -581,7 +580,7 @@
           <w:rFonts w:ascii="Consolas" w:hAnsi="Consolas" w:cs="Consolas"/>
           <w:sz w:val="18"/>
         </w:rPr>
-        <w:t>2. pizzeria-service  (ÐÐ: pizzeria_db)</w:t>
+        <w:t>2. pizzeria-service  (БД: pizzeria_db)</w:t>
       </w:r>
     </w:p>
     <w:p>
@@ -629,7 +628,7 @@
           <w:rFonts w:ascii="Consolas" w:hAnsi="Consolas" w:cs="Consolas"/>
           <w:sz w:val="18"/>
         </w:rPr>
-        <w:t>Ð¢Ð°Ð±Ð»Ð¸ÑÐ°: pizzerias</w:t>
+        <w:t>Таблица: pizzerias</w:t>
       </w:r>
     </w:p>
     <w:p>
@@ -737,7 +736,7 @@
           <w:rFonts w:ascii="Consolas" w:hAnsi="Consolas" w:cs="Consolas"/>
           <w:sz w:val="18"/>
         </w:rPr>
-        <w:t>Ð¢Ð°Ð±Ð»Ð¸ÑÐ°: menu_items</w:t>
+        <w:t>Таблица: menu_items</w:t>
       </w:r>
     </w:p>
     <w:p>
@@ -833,7 +832,7 @@
           <w:rFonts w:ascii="Consolas" w:hAnsi="Consolas" w:cs="Consolas"/>
           <w:sz w:val="18"/>
         </w:rPr>
-        <w:t>Ð¢Ð°Ð±Ð»Ð¸ÑÐ°: pizzeria_menu_items</w:t>
+        <w:t>Таблица: pizzeria_menu_items</w:t>
       </w:r>
     </w:p>
     <w:p>
@@ -857,7 +856,7 @@
           <w:rFonts w:ascii="Consolas" w:hAnsi="Consolas" w:cs="Consolas"/>
           <w:sz w:val="18"/>
         </w:rPr>
-        <w:t xml:space="preserve">  pizzeria_id     BIGINT         FK â pizzerias.id, NOT NULL</w:t>
+        <w:t xml:space="preserve">  pizzeria_id     BIGINT         FK → pizzerias.id, NOT NULL</w:t>
       </w:r>
     </w:p>
     <w:p>
@@ -869,7 +868,7 @@
           <w:rFonts w:ascii="Consolas" w:hAnsi="Consolas" w:cs="Consolas"/>
           <w:sz w:val="18"/>
         </w:rPr>
-        <w:t xml:space="preserve">  menu_item_id    BIGINT         FK â menu_items.id, NOT NULL</w:t>
+        <w:t xml:space="preserve">  menu_item_id    BIGINT         FK → menu_items.id, NOT NULL</w:t>
       </w:r>
     </w:p>
     <w:p>
@@ -953,7 +952,7 @@
           <w:rFonts w:ascii="Consolas" w:hAnsi="Consolas" w:cs="Consolas"/>
           <w:sz w:val="18"/>
         </w:rPr>
-        <w:t>3. order-service  (ÐÐ: order_db)</w:t>
+        <w:t>3. order-service  (БД: order_db)</w:t>
       </w:r>
     </w:p>
     <w:p>
@@ -1001,7 +1000,7 @@
           <w:rFonts w:ascii="Consolas" w:hAnsi="Consolas" w:cs="Consolas"/>
           <w:sz w:val="18"/>
         </w:rPr>
-        <w:t>Ð¢Ð°Ð±Ð»Ð¸ÑÐ°: delivery_priorities</w:t>
+        <w:t>Таблица: delivery_priorities</w:t>
       </w:r>
     </w:p>
     <w:p>
@@ -1025,7 +1024,7 @@
           <w:rFonts w:ascii="Consolas" w:hAnsi="Consolas" w:cs="Consolas"/>
           <w:sz w:val="18"/>
         </w:rPr>
-        <w:t xml:space="preserve">  code  VARCHAR(20)    UNIQUE, NOT NULL â NORMAL, HIGH</w:t>
+        <w:t xml:space="preserve">  code  VARCHAR(20)    UNIQUE, NOT NULL — NORMAL, HIGH</w:t>
       </w:r>
     </w:p>
     <w:p>
@@ -1037,7 +1036,7 @@
           <w:rFonts w:ascii="Consolas" w:hAnsi="Consolas" w:cs="Consolas"/>
           <w:sz w:val="18"/>
         </w:rPr>
-        <w:t xml:space="preserve">  name  VARCHAR(80)    NOT NULL â Ð¾ÑÐ¾Ð±ÑÐ°Ð¶Ð°ÐµÐ¼Ð¾Ðµ Ð½Ð°Ð·Ð²Ð°Ð½Ð¸Ðµ Ð¿ÑÐ¸Ð¾ÑÐ¸ÑÐµÑÐ°</w:t>
+        <w:t xml:space="preserve">  name  VARCHAR(80)    NOT NULL — отображаемое название приоритета</w:t>
       </w:r>
     </w:p>
     <w:p>
@@ -1049,7 +1048,7 @@
           <w:rFonts w:ascii="Consolas" w:hAnsi="Consolas" w:cs="Consolas"/>
           <w:sz w:val="18"/>
         </w:rPr>
-        <w:t xml:space="preserve">  fee   DECIMAL(10,2)  NOT NULL, DEFAULT 0.00 â Ð´Ð¾Ð¿Ð»Ð°ÑÐ° Ð·Ð° Ð¿ÑÐ¸Ð¾ÑÐ¸ÑÐµÑ</w:t>
+        <w:t xml:space="preserve">  fee   DECIMAL(10,2)  NOT NULL, DEFAULT 0.00 — доплата за приоритет</w:t>
       </w:r>
     </w:p>
     <w:p>
@@ -1085,7 +1084,7 @@
           <w:rFonts w:ascii="Consolas" w:hAnsi="Consolas" w:cs="Consolas"/>
           <w:sz w:val="18"/>
         </w:rPr>
-        <w:t>Ð¢Ð°Ð±Ð»Ð¸ÑÐ°: order_statuses</w:t>
+        <w:t>Таблица: order_statuses</w:t>
       </w:r>
     </w:p>
     <w:p>
@@ -1109,7 +1108,7 @@
           <w:rFonts w:ascii="Consolas" w:hAnsi="Consolas" w:cs="Consolas"/>
           <w:sz w:val="18"/>
         </w:rPr>
-        <w:t xml:space="preserve">  code  VARCHAR(30)  UNIQUE, NOT NULL â CREATED, ACCEPTED, COOKING, READY,</w:t>
+        <w:t xml:space="preserve">  code  VARCHAR(30)  UNIQUE, NOT NULL — CREATED, ACCEPTED, COOKING, READY,</w:t>
       </w:r>
     </w:p>
     <w:p>
@@ -1169,7 +1168,7 @@
           <w:rFonts w:ascii="Consolas" w:hAnsi="Consolas" w:cs="Consolas"/>
           <w:sz w:val="18"/>
         </w:rPr>
-        <w:t>Ð¢Ð°Ð±Ð»Ð¸ÑÐ°: orders</w:t>
+        <w:t>Таблица: orders</w:t>
       </w:r>
     </w:p>
     <w:p>
@@ -1193,7 +1192,7 @@
           <w:rFonts w:ascii="Consolas" w:hAnsi="Consolas" w:cs="Consolas"/>
           <w:sz w:val="18"/>
         </w:rPr>
-        <w:t xml:space="preserve">  status_id             BIGINT         FK â order_statuses.id, NOT NULL</w:t>
+        <w:t xml:space="preserve">  status_id             BIGINT         FK → order_statuses.id, NOT NULL</w:t>
       </w:r>
     </w:p>
     <w:p>
@@ -1205,7 +1204,7 @@
           <w:rFonts w:ascii="Consolas" w:hAnsi="Consolas" w:cs="Consolas"/>
           <w:sz w:val="18"/>
         </w:rPr>
-        <w:t xml:space="preserve">  priority_id           BIGINT         FK â delivery_priorities.id, NOT NULL</w:t>
+        <w:t xml:space="preserve">  priority_id           BIGINT         FK → delivery_priorities.id, NOT NULL</w:t>
       </w:r>
     </w:p>
     <w:p>
@@ -1217,7 +1216,7 @@
           <w:rFonts w:ascii="Consolas" w:hAnsi="Consolas" w:cs="Consolas"/>
           <w:sz w:val="18"/>
         </w:rPr>
-        <w:t xml:space="preserve">  customer_id           BIGINT         NOT NULL â Ð²Ð½ÐµÑÐ½ÑÑ ÑÑÑÐ»ÐºÐ° Ð¿Ð¾ ID Ð½Ð° user-service.users</w:t>
+        <w:t xml:space="preserve">  customer_id           BIGINT         NOT NULL — внешняя ссылка по ID на user-service.users</w:t>
       </w:r>
     </w:p>
     <w:p>
@@ -1229,7 +1228,7 @@
           <w:rFonts w:ascii="Consolas" w:hAnsi="Consolas" w:cs="Consolas"/>
           <w:sz w:val="18"/>
         </w:rPr>
-        <w:t xml:space="preserve">  pizzeria_id           BIGINT         NOT NULL â Ð²Ð½ÐµÑÐ½ÑÑ ÑÑÑÐ»ÐºÐ° Ð¿Ð¾ ID Ð½Ð° pizzeria-service.pizzerias</w:t>
+        <w:t xml:space="preserve">  pizzeria_id           BIGINT         NOT NULL — внешняя ссылка по ID на pizzeria-service.pizzerias</w:t>
       </w:r>
     </w:p>
     <w:p>
@@ -1241,7 +1240,7 @@
           <w:rFonts w:ascii="Consolas" w:hAnsi="Consolas" w:cs="Consolas"/>
           <w:sz w:val="18"/>
         </w:rPr>
-        <w:t xml:space="preserve">  address_id            BIGINT         NOT NULL â Ð²Ð½ÐµÑÐ½ÑÑ ÑÑÑÐ»ÐºÐ° Ð¿Ð¾ ID Ð½Ð° user-service.user_addresses</w:t>
+        <w:t xml:space="preserve">  address_id            BIGINT         NOT NULL — внешняя ссылка по ID на user-service.user_addresses</w:t>
       </w:r>
     </w:p>
     <w:p>
@@ -1253,7 +1252,7 @@
           <w:rFonts w:ascii="Consolas" w:hAnsi="Consolas" w:cs="Consolas"/>
           <w:sz w:val="18"/>
         </w:rPr>
-        <w:t xml:space="preserve">  courier_id            BIGINT         NULL â Ð²Ð½ÐµÑÐ½ÑÑ ÑÑÑÐ»ÐºÐ° Ð¿Ð¾ ID Ð½Ð° user-service.users</w:t>
+        <w:t xml:space="preserve">  courier_id            BIGINT         NULL — внешняя ссылка по ID на user-service.users</w:t>
       </w:r>
     </w:p>
     <w:p>
@@ -1265,7 +1264,7 @@
           <w:rFonts w:ascii="Consolas" w:hAnsi="Consolas" w:cs="Consolas"/>
           <w:sz w:val="18"/>
         </w:rPr>
-        <w:t xml:space="preserve">  priority_fee          DECIMAL(10,2)  NOT NULL, DEFAULT 0.00 â Ð´Ð¾Ð¿Ð»Ð°ÑÐ° Ð·Ð° Ð¿ÑÐ¸Ð¾ÑÐ¸ÑÐµÑ Ð½Ð° Ð¼Ð¾Ð¼ÐµÐ½Ñ Ð·Ð°ÐºÐ°Ð·Ð°</w:t>
+        <w:t xml:space="preserve">  priority_fee          DECIMAL(10,2)  NOT NULL, DEFAULT 0.00 — доплата за приоритет на момент заказа</w:t>
       </w:r>
     </w:p>
     <w:p>
@@ -1289,7 +1288,7 @@
           <w:rFonts w:ascii="Consolas" w:hAnsi="Consolas" w:cs="Consolas"/>
           <w:sz w:val="18"/>
         </w:rPr>
-        <w:t xml:space="preserve">  expected_delivery_at  TIMESTAMP      NULL â Ð¾Ð¶Ð¸Ð´Ð°ÐµÐ¼Ð¾Ðµ Ð²ÑÐµÐ¼Ñ Ð´Ð¾ÑÑÐ°Ð²ÐºÐ¸ (Ð²ÑÐ±Ð¾Ñ ÐºÐ»Ð¸ÐµÐ½ÑÐ° Â«ÐºÐ¾ Ð²ÑÐµÐ¼ÐµÐ½Ð¸Â» Ð¸Ð»Ð¸ ÑÐ°ÑÑÑÑÐ½Ð¾Ðµ)</w:t>
+        <w:t xml:space="preserve">  expected_delivery_at  TIMESTAMP      NULL — ожидаемое время доставки (выбор клиента «ко времени» или расчётное)</w:t>
       </w:r>
     </w:p>
     <w:p>
@@ -1301,7 +1300,7 @@
           <w:rFonts w:ascii="Consolas" w:hAnsi="Consolas" w:cs="Consolas"/>
           <w:sz w:val="18"/>
         </w:rPr>
-        <w:t xml:space="preserve">  actual_delivery_at    TIMESTAMP      NULL â ÑÐ°ÐºÑÐ¸ÑÐµÑÐºÐ¾Ðµ Ð²ÑÐµÐ¼Ñ Ð´Ð¾ÑÑÐ°Ð²ÐºÐ¸ (Ð·Ð°Ð¿Ð¾Ð»Ð½ÑÐµÑÑÑ, ÐºÐ¾Ð³Ð´Ð° ÐºÑÑÑÐµÑ Ð´Ð¾ÑÑÐ°Ð²Ð¸Ð»)</w:t>
+        <w:t xml:space="preserve">  actual_delivery_at    TIMESTAMP      NULL — фактическое время доставки (заполняется, когда курьер доставил)</w:t>
       </w:r>
     </w:p>
     <w:p>
@@ -1361,7 +1360,7 @@
           <w:rFonts w:ascii="Consolas" w:hAnsi="Consolas" w:cs="Consolas"/>
           <w:sz w:val="18"/>
         </w:rPr>
-        <w:t>Ð¢Ð°Ð±Ð»Ð¸ÑÐ°: order_items</w:t>
+        <w:t>Таблица: order_items</w:t>
       </w:r>
     </w:p>
     <w:p>
@@ -1385,7 +1384,7 @@
           <w:rFonts w:ascii="Consolas" w:hAnsi="Consolas" w:cs="Consolas"/>
           <w:sz w:val="18"/>
         </w:rPr>
-        <w:t xml:space="preserve">  order_id      BIGINT         FK â orders.id, NOT NULL</w:t>
+        <w:t xml:space="preserve">  order_id      BIGINT         FK → orders.id, NOT NULL</w:t>
       </w:r>
     </w:p>
     <w:p>
@@ -1397,7 +1396,7 @@
           <w:rFonts w:ascii="Consolas" w:hAnsi="Consolas" w:cs="Consolas"/>
           <w:sz w:val="18"/>
         </w:rPr>
-        <w:t xml:space="preserve">  menu_item_id  BIGINT         NOT NULL â Ð²Ð½ÐµÑÐ½ÑÑ ÑÑÑÐ»ÐºÐ° Ð¿Ð¾ ID Ð½Ð° pizzeria-service.menu_items</w:t>
+        <w:t xml:space="preserve">  menu_item_id  BIGINT         NOT NULL — внешняя ссылка по ID на pizzeria-service.menu_items</w:t>
       </w:r>
     </w:p>
     <w:p>
@@ -1421,7 +1420,7 @@
           <w:rFonts w:ascii="Consolas" w:hAnsi="Consolas" w:cs="Consolas"/>
           <w:sz w:val="18"/>
         </w:rPr>
-        <w:t xml:space="preserve">  price         DECIMAL(10,2)  NOT NULL â ÑÐµÐ½Ð° Ð¿Ð¾Ð·Ð¸ÑÐ¸Ð¸ Ð½Ð° Ð¼Ð¾Ð¼ÐµÐ½Ñ Ð·Ð°ÐºÐ°Ð·Ð°</w:t>
+        <w:t xml:space="preserve">  price         DECIMAL(10,2)  NOT NULL — цена позиции на момент заказа</w:t>
       </w:r>
     </w:p>
     <w:p>
@@ -1433,7 +1432,7 @@
           <w:rFonts w:ascii="Consolas" w:hAnsi="Consolas" w:cs="Consolas"/>
           <w:sz w:val="18"/>
         </w:rPr>
-        <w:t xml:space="preserve">  item_name     VARCHAR(150)   NOT NULL â Ð½Ð°Ð·Ð²Ð°Ð½Ð¸Ðµ Ð¿Ð¾Ð·Ð¸ÑÐ¸Ð¸ Ð½Ð° Ð¼Ð¾Ð¼ÐµÐ½Ñ Ð·Ð°ÐºÐ°Ð·Ð°</w:t>
+        <w:t xml:space="preserve">  item_name     VARCHAR(150)   NOT NULL — название позиции на момент заказа</w:t>
       </w:r>
     </w:p>
     <w:p>
@@ -1469,7 +1468,7 @@
           <w:rFonts w:ascii="Consolas" w:hAnsi="Consolas" w:cs="Consolas"/>
           <w:sz w:val="18"/>
         </w:rPr>
-        <w:t>Ð¢Ð°Ð±Ð»Ð¸ÑÐ°: order_status_history</w:t>
+        <w:t>Таблица: order_status_history</w:t>
       </w:r>
     </w:p>
     <w:p>
@@ -1493,7 +1492,7 @@
           <w:rFonts w:ascii="Consolas" w:hAnsi="Consolas" w:cs="Consolas"/>
           <w:sz w:val="18"/>
         </w:rPr>
-        <w:t xml:space="preserve">  order_id    BIGINT     FK â orders.id, NOT NULL</w:t>
+        <w:t xml:space="preserve">  order_id    BIGINT     FK → orders.id, NOT NULL</w:t>
       </w:r>
     </w:p>
     <w:p>
@@ -1505,7 +1504,7 @@
           <w:rFonts w:ascii="Consolas" w:hAnsi="Consolas" w:cs="Consolas"/>
           <w:sz w:val="18"/>
         </w:rPr>
-        <w:t xml:space="preserve">  status_id   BIGINT     FK â order_statuses.id, NOT NULL</w:t>
+        <w:t xml:space="preserve">  status_id   BIGINT     FK → order_statuses.id, NOT NULL</w:t>
       </w:r>
     </w:p>
     <w:p>
@@ -1517,7 +1516,7 @@
           <w:rFonts w:ascii="Consolas" w:hAnsi="Consolas" w:cs="Consolas"/>
           <w:sz w:val="18"/>
         </w:rPr>
-        <w:t xml:space="preserve">  changed_by  BIGINT     NULL â Ð²Ð½ÐµÑÐ½ÑÑ ÑÑÑÐ»ÐºÐ° Ð¿Ð¾ ID Ð½Ð° user-service.users</w:t>
+        <w:t xml:space="preserve">  changed_by  BIGINT     NULL — внешняя ссылка по ID на user-service.users</w:t>
       </w:r>
     </w:p>
     <w:p>
@@ -1577,7 +1576,7 @@
           <w:rFonts w:ascii="Consolas" w:hAnsi="Consolas" w:cs="Consolas"/>
           <w:sz w:val="18"/>
         </w:rPr>
-        <w:t>4. support-service  (ÐÐ: support_db)</w:t>
+        <w:t>4. support-service  (БД: support_db)</w:t>
       </w:r>
     </w:p>
     <w:p>
@@ -1625,7 +1624,7 @@
           <w:rFonts w:ascii="Consolas" w:hAnsi="Consolas" w:cs="Consolas"/>
           <w:sz w:val="18"/>
         </w:rPr>
-        <w:t>Ð¢Ð°Ð±Ð»Ð¸ÑÐ°: ticket_statuses</w:t>
+        <w:t>Таблица: ticket_statuses</w:t>
       </w:r>
     </w:p>
     <w:p>
@@ -1649,7 +1648,7 @@
           <w:rFonts w:ascii="Consolas" w:hAnsi="Consolas" w:cs="Consolas"/>
           <w:sz w:val="18"/>
         </w:rPr>
-        <w:t xml:space="preserve">  code  VARCHAR(20)  UNIQUE, NOT NULL â OPEN, IN_PROGRESS, RESOLVED, CLOSED</w:t>
+        <w:t xml:space="preserve">  code  VARCHAR(20)  UNIQUE, NOT NULL — OPEN, IN_PROGRESS, RESOLVED, CLOSED</w:t>
       </w:r>
     </w:p>
     <w:p>
@@ -1697,7 +1696,7 @@
           <w:rFonts w:ascii="Consolas" w:hAnsi="Consolas" w:cs="Consolas"/>
           <w:sz w:val="18"/>
         </w:rPr>
-        <w:t>Ð¢Ð°Ð±Ð»Ð¸ÑÐ°: tickets</w:t>
+        <w:t>Таблица: tickets</w:t>
       </w:r>
     </w:p>
     <w:p>
@@ -1721,7 +1720,7 @@
           <w:rFonts w:ascii="Consolas" w:hAnsi="Consolas" w:cs="Consolas"/>
           <w:sz w:val="18"/>
         </w:rPr>
-        <w:t xml:space="preserve">  status_id    BIGINT        FK â ticket_statuses.id, NOT NULL</w:t>
+        <w:t xml:space="preserve">  status_id    BIGINT        FK → ticket_statuses.id, NOT NULL</w:t>
       </w:r>
     </w:p>
     <w:p>
@@ -1733,7 +1732,7 @@
           <w:rFonts w:ascii="Consolas" w:hAnsi="Consolas" w:cs="Consolas"/>
           <w:sz w:val="18"/>
         </w:rPr>
-        <w:t xml:space="preserve">  order_id     BIGINT        NULL â Ð²Ð½ÐµÑÐ½ÑÑ ÑÑÑÐ»ÐºÐ° Ð¿Ð¾ ID Ð½Ð° order-service.orders</w:t>
+        <w:t xml:space="preserve">  order_id     BIGINT        NULL — внешняя ссылка по ID на order-service.orders</w:t>
       </w:r>
     </w:p>
     <w:p>
@@ -1745,7 +1744,7 @@
           <w:rFonts w:ascii="Consolas" w:hAnsi="Consolas" w:cs="Consolas"/>
           <w:sz w:val="18"/>
         </w:rPr>
-        <w:t xml:space="preserve">  author_id    BIGINT        NOT NULL â Ð²Ð½ÐµÑÐ½ÑÑ ÑÑÑÐ»ÐºÐ° Ð¿Ð¾ ID Ð½Ð° user-service.users</w:t>
+        <w:t xml:space="preserve">  author_id    BIGINT        NOT NULL — внешняя ссылка по ID на user-service.users</w:t>
       </w:r>
     </w:p>
     <w:p>
@@ -1829,7 +1828,7 @@
           <w:rFonts w:ascii="Consolas" w:hAnsi="Consolas" w:cs="Consolas"/>
           <w:sz w:val="18"/>
         </w:rPr>
-        <w:t>Ð¢Ð°Ð±Ð»Ð¸ÑÐ°: ticket_messages</w:t>
+        <w:t>Таблица: ticket_messages</w:t>
       </w:r>
     </w:p>
     <w:p>
@@ -1853,7 +1852,7 @@
           <w:rFonts w:ascii="Consolas" w:hAnsi="Consolas" w:cs="Consolas"/>
           <w:sz w:val="18"/>
         </w:rPr>
-        <w:t xml:space="preserve">  ticket_id   BIGINT     FK â tickets.id, NOT NULL</w:t>
+        <w:t xml:space="preserve">  ticket_id   BIGINT     FK → tickets.id, NOT NULL</w:t>
       </w:r>
     </w:p>
     <w:p>
@@ -1865,7 +1864,7 @@
           <w:rFonts w:ascii="Consolas" w:hAnsi="Consolas" w:cs="Consolas"/>
           <w:sz w:val="18"/>
         </w:rPr>
-        <w:t xml:space="preserve">  author_id   BIGINT     NOT NULL â Ð²Ð½ÐµÑÐ½ÑÑ ÑÑÑÐ»ÐºÐ° Ð¿Ð¾ ID Ð½Ð° user-service.users</w:t>
+        <w:t xml:space="preserve">  author_id   BIGINT     NOT NULL — внешняя ссылка по ID на user-service.users</w:t>
       </w:r>
     </w:p>
     <w:p>
@@ -1937,7 +1936,7 @@
           <w:rFonts w:ascii="Consolas" w:hAnsi="Consolas" w:cs="Consolas"/>
           <w:sz w:val="18"/>
         </w:rPr>
-        <w:t>5. notification-service  (ÐÐ: notification_db)</w:t>
+        <w:t>5. notification-service  (БД: notification_db)</w:t>
       </w:r>
     </w:p>
     <w:p>
@@ -1985,7 +1984,7 @@
           <w:rFonts w:ascii="Consolas" w:hAnsi="Consolas" w:cs="Consolas"/>
           <w:sz w:val="18"/>
         </w:rPr>
-        <w:t>Ð¢Ð°Ð±Ð»Ð¸ÑÐ°: notification_types</w:t>
+        <w:t>Таблица: notification_types</w:t>
       </w:r>
     </w:p>
     <w:p>
@@ -2009,7 +2008,7 @@
           <w:rFonts w:ascii="Consolas" w:hAnsi="Consolas" w:cs="Consolas"/>
           <w:sz w:val="18"/>
         </w:rPr>
-        <w:t xml:space="preserve">  code  VARCHAR(40)   UNIQUE, NOT NULL â ORDER_STATUS_CHANGED, TICKET_REPLIED,</w:t>
+        <w:t xml:space="preserve">  code  VARCHAR(40)   UNIQUE, NOT NULL — ORDER_STATUS_CHANGED, TICKET_REPLIED,</w:t>
       </w:r>
     </w:p>
     <w:p>
@@ -2069,7 +2068,7 @@
           <w:rFonts w:ascii="Consolas" w:hAnsi="Consolas" w:cs="Consolas"/>
           <w:sz w:val="18"/>
         </w:rPr>
-        <w:t>Ð¢Ð°Ð±Ð»Ð¸ÑÐ°: device_tokens</w:t>
+        <w:t>Таблица: device_tokens</w:t>
       </w:r>
     </w:p>
     <w:p>
@@ -2093,7 +2092,7 @@
           <w:rFonts w:ascii="Consolas" w:hAnsi="Consolas" w:cs="Consolas"/>
           <w:sz w:val="18"/>
         </w:rPr>
-        <w:t xml:space="preserve">  user_id     BIGINT        NOT NULL â Ð²Ð½ÐµÑÐ½ÑÑ ÑÑÑÐ»ÐºÐ° Ð¿Ð¾ ID Ð½Ð° user-service.users</w:t>
+        <w:t xml:space="preserve">  user_id     BIGINT        NOT NULL — внешняя ссылка по ID на user-service.users</w:t>
       </w:r>
     </w:p>
     <w:p>
@@ -2117,7 +2116,7 @@
           <w:rFonts w:ascii="Consolas" w:hAnsi="Consolas" w:cs="Consolas"/>
           <w:sz w:val="18"/>
         </w:rPr>
-        <w:t xml:space="preserve">  platform    VARCHAR(20)   NOT NULL â IOS / ANDROID / WEB</w:t>
+        <w:t xml:space="preserve">  platform    VARCHAR(20)   NOT NULL — IOS / ANDROID / WEB</w:t>
       </w:r>
     </w:p>
     <w:p>
@@ -2177,7 +2176,7 @@
           <w:rFonts w:ascii="Consolas" w:hAnsi="Consolas" w:cs="Consolas"/>
           <w:sz w:val="18"/>
         </w:rPr>
-        <w:t>Ð¢Ð°Ð±Ð»Ð¸ÑÐ°: notifications</w:t>
+        <w:t>Таблица: notifications</w:t>
       </w:r>
     </w:p>
     <w:p>
@@ -2201,7 +2200,7 @@
           <w:rFonts w:ascii="Consolas" w:hAnsi="Consolas" w:cs="Consolas"/>
           <w:sz w:val="18"/>
         </w:rPr>
-        <w:t xml:space="preserve">  type_id     BIGINT        FK â notification_types.id, NOT NULL</w:t>
+        <w:t xml:space="preserve">  type_id     BIGINT        FK → notification_types.id, NOT NULL</w:t>
       </w:r>
     </w:p>
     <w:p>
@@ -2213,7 +2212,7 @@
           <w:rFonts w:ascii="Consolas" w:hAnsi="Consolas" w:cs="Consolas"/>
           <w:sz w:val="18"/>
         </w:rPr>
-        <w:t xml:space="preserve">  user_id     BIGINT        NOT NULL â Ð²Ð½ÐµÑÐ½ÑÑ ÑÑÑÐ»ÐºÐ° Ð¿Ð¾ ID Ð½Ð° user-service.users</w:t>
+        <w:t xml:space="preserve">  user_id     BIGINT        NOT NULL — внешняя ссылка по ID на user-service.users</w:t>
       </w:r>
     </w:p>
     <w:p>
@@ -2225,7 +2224,7 @@
           <w:rFonts w:ascii="Consolas" w:hAnsi="Consolas" w:cs="Consolas"/>
           <w:sz w:val="18"/>
         </w:rPr>
-        <w:t xml:space="preserve">  order_id    BIGINT        NULL â Ð²Ð½ÐµÑÐ½ÑÑ ÑÑÑÐ»ÐºÐ° Ð¿Ð¾ ID Ð½Ð° order-service.orders</w:t>
+        <w:t xml:space="preserve">  order_id    BIGINT        NULL — внешняя ссылка по ID на order-service.orders</w:t>
       </w:r>
     </w:p>
     <w:p>
@@ -2237,7 +2236,7 @@
           <w:rFonts w:ascii="Consolas" w:hAnsi="Consolas" w:cs="Consolas"/>
           <w:sz w:val="18"/>
         </w:rPr>
-        <w:t xml:space="preserve">  ticket_id   BIGINT        NULL â Ð²Ð½ÐµÑÐ½ÑÑ ÑÑÑÐ»ÐºÐ° Ð¿Ð¾ ID Ð½Ð° support-service.tickets</w:t>
+        <w:t xml:space="preserve">  ticket_id   BIGINT        NULL — внешняя ссылка по ID на support-service.tickets</w:t>
       </w:r>
     </w:p>
     <w:p>
